--- a/docs/Weather_Prediction_Macau_Report_EN.docx
+++ b/docs/Weather_Prediction_Macau_Report_EN.docx
@@ -579,7 +579,7 @@
         <w:t>macao_teacher_data.csv</w:t>
       </w:r>
       <w:r>
-        <w:t>) was audited before any modelling. It contained 15 records, from 11 to 25 October 2026, all with future dates and in US units; it is the default forecast shown by the service, not historical data. Since the project requires at least 3000 days of history, the file was used only as a format reference.</w:t>
+        <w:t>) was audited before any modelling. It contained 15 records, from 11 to 25 October 2026, in US units: the current day followed by 14 future dates. It is the default 15-day forecast shown by the service, not historical data. Since the project requires at least 3000 days of history, the file was used only as a format reference.</w:t>
       </w:r>
     </w:p>
     <w:p>

--- a/docs/Weather_Prediction_Macau_Report_EN.docx
+++ b/docs/Weather_Prediction_Macau_Report_EN.docx
@@ -143,7 +143,7 @@
               <w:rPr>
                 <w:sz w:val="19"/>
               </w:rPr>
-              <w:t>(fill in the group number)</w:t>
+              <w:t>7</w:t>
             </w:r>
           </w:p>
         </w:tc>
@@ -177,7 +177,7 @@
               <w:rPr>
                 <w:sz w:val="19"/>
               </w:rPr>
-              <w:t>Thiago Honorato Ferreira (P262742-1) · Marcelo Oliveira (P262739-4) · João Vitor Konrad (P262740-2)</w:t>
+              <w:t>Thiago Honorato Ferreira (P262742-1) · Marcelo Oliveira Volpato (P262739-4) · João Vitor Konrad (P262740-2)</w:t>
             </w:r>
           </w:p>
         </w:tc>
@@ -2849,6 +2849,542 @@
         <w:jc w:val="both"/>
       </w:pPr>
       <w:r>
+        <w:t>The initial hyperparameters of every model are listed below. They are standard settings chosen before any tuning; models marked with an asterisk are fitted on standardised inputs.</w:t>
+      </w:r>
+    </w:p>
+    <w:tbl>
+      <w:tblPr>
+        <w:tblStyle w:val="TableGrid"/>
+        <w:tblW w:type="auto" w:w="0"/>
+        <w:jc w:val="center"/>
+        <w:tblLayout w:type="fixed"/>
+        <w:tblLook w:firstColumn="1" w:firstRow="1" w:lastColumn="0" w:lastRow="0" w:noHBand="0" w:noVBand="1" w:val="04A0"/>
+      </w:tblPr>
+      <w:tblGrid>
+        <w:gridCol w:w="2152"/>
+        <w:gridCol w:w="3459"/>
+        <w:gridCol w:w="3459"/>
+      </w:tblGrid>
+      <w:tr>
+        <w:trPr>
+          <w:tblHeader w:val="true"/>
+        </w:trPr>
+        <w:tc>
+          <w:tcPr>
+            <w:tcW w:type="dxa" w:w="2152"/>
+            <w:shd w:val="clear" w:color="auto" w:fill="DCE6F2"/>
+          </w:tcPr>
+          <w:p>
+            <w:pPr>
+              <w:spacing w:after="0" w:line="240" w:lineRule="auto"/>
+            </w:pPr>
+            <w:r>
+              <w:rPr>
+                <w:b/>
+                <w:sz w:val="19"/>
+              </w:rPr>
+              <w:t>Model</w:t>
+            </w:r>
+          </w:p>
+        </w:tc>
+        <w:tc>
+          <w:tcPr>
+            <w:tcW w:type="dxa" w:w="3459"/>
+            <w:shd w:val="clear" w:color="auto" w:fill="DCE6F2"/>
+          </w:tcPr>
+          <w:p>
+            <w:pPr>
+              <w:spacing w:after="0" w:line="240" w:lineRule="auto"/>
+            </w:pPr>
+            <w:r>
+              <w:rPr>
+                <w:b/>
+                <w:sz w:val="19"/>
+              </w:rPr>
+              <w:t>Regression settings</w:t>
+            </w:r>
+          </w:p>
+        </w:tc>
+        <w:tc>
+          <w:tcPr>
+            <w:tcW w:type="dxa" w:w="3459"/>
+            <w:shd w:val="clear" w:color="auto" w:fill="DCE6F2"/>
+          </w:tcPr>
+          <w:p>
+            <w:pPr>
+              <w:spacing w:after="0" w:line="240" w:lineRule="auto"/>
+            </w:pPr>
+            <w:r>
+              <w:rPr>
+                <w:b/>
+                <w:sz w:val="19"/>
+              </w:rPr>
+              <w:t>Classification settings</w:t>
+            </w:r>
+          </w:p>
+        </w:tc>
+      </w:tr>
+      <w:tr>
+        <w:tc>
+          <w:tcPr>
+            <w:tcW w:type="dxa" w:w="2152"/>
+          </w:tcPr>
+          <w:p>
+            <w:pPr>
+              <w:spacing w:after="0" w:line="240" w:lineRule="auto"/>
+            </w:pPr>
+            <w:r>
+              <w:rPr>
+                <w:sz w:val="19"/>
+              </w:rPr>
+              <w:t>Linear / logistic regression*</w:t>
+            </w:r>
+          </w:p>
+        </w:tc>
+        <w:tc>
+          <w:tcPr>
+            <w:tcW w:type="dxa" w:w="3459"/>
+          </w:tcPr>
+          <w:p>
+            <w:pPr>
+              <w:spacing w:after="0" w:line="240" w:lineRule="auto"/>
+            </w:pPr>
+            <w:r>
+              <w:rPr>
+                <w:sz w:val="19"/>
+              </w:rPr>
+              <w:t>ordinary least squares</w:t>
+            </w:r>
+          </w:p>
+        </w:tc>
+        <w:tc>
+          <w:tcPr>
+            <w:tcW w:type="dxa" w:w="3459"/>
+          </w:tcPr>
+          <w:p>
+            <w:pPr>
+              <w:spacing w:after="0" w:line="240" w:lineRule="auto"/>
+            </w:pPr>
+            <w:r>
+              <w:rPr>
+                <w:sz w:val="19"/>
+              </w:rPr>
+              <w:t>C = 1.0, balanced class weights</w:t>
+            </w:r>
+          </w:p>
+        </w:tc>
+      </w:tr>
+      <w:tr>
+        <w:tc>
+          <w:tcPr>
+            <w:tcW w:type="dxa" w:w="2152"/>
+          </w:tcPr>
+          <w:p>
+            <w:pPr>
+              <w:spacing w:after="0" w:line="240" w:lineRule="auto"/>
+            </w:pPr>
+            <w:r>
+              <w:rPr>
+                <w:sz w:val="19"/>
+              </w:rPr>
+              <w:t>Ridge*</w:t>
+            </w:r>
+          </w:p>
+        </w:tc>
+        <w:tc>
+          <w:tcPr>
+            <w:tcW w:type="dxa" w:w="3459"/>
+          </w:tcPr>
+          <w:p>
+            <w:pPr>
+              <w:spacing w:after="0" w:line="240" w:lineRule="auto"/>
+            </w:pPr>
+            <w:r>
+              <w:rPr>
+                <w:sz w:val="19"/>
+              </w:rPr>
+              <w:t>alpha = 1.0</w:t>
+            </w:r>
+          </w:p>
+        </w:tc>
+        <w:tc>
+          <w:tcPr>
+            <w:tcW w:type="dxa" w:w="3459"/>
+          </w:tcPr>
+          <w:p>
+            <w:pPr>
+              <w:spacing w:after="0" w:line="240" w:lineRule="auto"/>
+            </w:pPr>
+            <w:r>
+              <w:rPr>
+                <w:sz w:val="19"/>
+              </w:rPr>
+              <w:t>–</w:t>
+            </w:r>
+          </w:p>
+        </w:tc>
+      </w:tr>
+      <w:tr>
+        <w:tc>
+          <w:tcPr>
+            <w:tcW w:type="dxa" w:w="2152"/>
+          </w:tcPr>
+          <w:p>
+            <w:pPr>
+              <w:spacing w:after="0" w:line="240" w:lineRule="auto"/>
+            </w:pPr>
+            <w:r>
+              <w:rPr>
+                <w:sz w:val="19"/>
+              </w:rPr>
+              <w:t>Lasso*</w:t>
+            </w:r>
+          </w:p>
+        </w:tc>
+        <w:tc>
+          <w:tcPr>
+            <w:tcW w:type="dxa" w:w="3459"/>
+          </w:tcPr>
+          <w:p>
+            <w:pPr>
+              <w:spacing w:after="0" w:line="240" w:lineRule="auto"/>
+            </w:pPr>
+            <w:r>
+              <w:rPr>
+                <w:sz w:val="19"/>
+              </w:rPr>
+              <w:t>alpha = 0.01</w:t>
+            </w:r>
+          </w:p>
+        </w:tc>
+        <w:tc>
+          <w:tcPr>
+            <w:tcW w:type="dxa" w:w="3459"/>
+          </w:tcPr>
+          <w:p>
+            <w:pPr>
+              <w:spacing w:after="0" w:line="240" w:lineRule="auto"/>
+            </w:pPr>
+            <w:r>
+              <w:rPr>
+                <w:sz w:val="19"/>
+              </w:rPr>
+              <w:t>–</w:t>
+            </w:r>
+          </w:p>
+        </w:tc>
+      </w:tr>
+      <w:tr>
+        <w:tc>
+          <w:tcPr>
+            <w:tcW w:type="dxa" w:w="2152"/>
+          </w:tcPr>
+          <w:p>
+            <w:pPr>
+              <w:spacing w:after="0" w:line="240" w:lineRule="auto"/>
+            </w:pPr>
+            <w:r>
+              <w:rPr>
+                <w:sz w:val="19"/>
+              </w:rPr>
+              <w:t>KNN*</w:t>
+            </w:r>
+          </w:p>
+        </w:tc>
+        <w:tc>
+          <w:tcPr>
+            <w:tcW w:type="dxa" w:w="3459"/>
+          </w:tcPr>
+          <w:p>
+            <w:pPr>
+              <w:spacing w:after="0" w:line="240" w:lineRule="auto"/>
+            </w:pPr>
+            <w:r>
+              <w:rPr>
+                <w:sz w:val="19"/>
+              </w:rPr>
+              <w:t>k = 20, distance weights</w:t>
+            </w:r>
+          </w:p>
+        </w:tc>
+        <w:tc>
+          <w:tcPr>
+            <w:tcW w:type="dxa" w:w="3459"/>
+          </w:tcPr>
+          <w:p>
+            <w:pPr>
+              <w:spacing w:after="0" w:line="240" w:lineRule="auto"/>
+            </w:pPr>
+            <w:r>
+              <w:rPr>
+                <w:sz w:val="19"/>
+              </w:rPr>
+              <w:t>k = 30, distance weights</w:t>
+            </w:r>
+          </w:p>
+        </w:tc>
+      </w:tr>
+      <w:tr>
+        <w:tc>
+          <w:tcPr>
+            <w:tcW w:type="dxa" w:w="2152"/>
+          </w:tcPr>
+          <w:p>
+            <w:pPr>
+              <w:spacing w:after="0" w:line="240" w:lineRule="auto"/>
+            </w:pPr>
+            <w:r>
+              <w:rPr>
+                <w:sz w:val="19"/>
+              </w:rPr>
+              <w:t>SVR / SVC* (RBF)</w:t>
+            </w:r>
+          </w:p>
+        </w:tc>
+        <w:tc>
+          <w:tcPr>
+            <w:tcW w:type="dxa" w:w="3459"/>
+          </w:tcPr>
+          <w:p>
+            <w:pPr>
+              <w:spacing w:after="0" w:line="240" w:lineRule="auto"/>
+            </w:pPr>
+            <w:r>
+              <w:rPr>
+                <w:sz w:val="19"/>
+              </w:rPr>
+              <w:t>C = 10, epsilon = 0.1</w:t>
+            </w:r>
+          </w:p>
+        </w:tc>
+        <w:tc>
+          <w:tcPr>
+            <w:tcW w:type="dxa" w:w="3459"/>
+          </w:tcPr>
+          <w:p>
+            <w:pPr>
+              <w:spacing w:after="0" w:line="240" w:lineRule="auto"/>
+            </w:pPr>
+            <w:r>
+              <w:rPr>
+                <w:sz w:val="19"/>
+              </w:rPr>
+              <w:t>C = 1.0, balanced, probability outputs</w:t>
+            </w:r>
+          </w:p>
+        </w:tc>
+      </w:tr>
+      <w:tr>
+        <w:tc>
+          <w:tcPr>
+            <w:tcW w:type="dxa" w:w="2152"/>
+          </w:tcPr>
+          <w:p>
+            <w:pPr>
+              <w:spacing w:after="0" w:line="240" w:lineRule="auto"/>
+            </w:pPr>
+            <w:r>
+              <w:rPr>
+                <w:sz w:val="19"/>
+              </w:rPr>
+              <w:t>Gaussian naive Bayes*</w:t>
+            </w:r>
+          </w:p>
+        </w:tc>
+        <w:tc>
+          <w:tcPr>
+            <w:tcW w:type="dxa" w:w="3459"/>
+          </w:tcPr>
+          <w:p>
+            <w:pPr>
+              <w:spacing w:after="0" w:line="240" w:lineRule="auto"/>
+            </w:pPr>
+            <w:r>
+              <w:rPr>
+                <w:sz w:val="19"/>
+              </w:rPr>
+              <w:t>–</w:t>
+            </w:r>
+          </w:p>
+        </w:tc>
+        <w:tc>
+          <w:tcPr>
+            <w:tcW w:type="dxa" w:w="3459"/>
+          </w:tcPr>
+          <w:p>
+            <w:pPr>
+              <w:spacing w:after="0" w:line="240" w:lineRule="auto"/>
+            </w:pPr>
+            <w:r>
+              <w:rPr>
+                <w:sz w:val="19"/>
+              </w:rPr>
+              <w:t>default variance smoothing</w:t>
+            </w:r>
+          </w:p>
+        </w:tc>
+      </w:tr>
+      <w:tr>
+        <w:tc>
+          <w:tcPr>
+            <w:tcW w:type="dxa" w:w="2152"/>
+          </w:tcPr>
+          <w:p>
+            <w:pPr>
+              <w:spacing w:after="0" w:line="240" w:lineRule="auto"/>
+            </w:pPr>
+            <w:r>
+              <w:rPr>
+                <w:sz w:val="19"/>
+              </w:rPr>
+              <w:t>Random forest / extra trees</w:t>
+            </w:r>
+          </w:p>
+        </w:tc>
+        <w:tc>
+          <w:tcPr>
+            <w:tcW w:type="dxa" w:w="3459"/>
+          </w:tcPr>
+          <w:p>
+            <w:pPr>
+              <w:spacing w:after="0" w:line="240" w:lineRule="auto"/>
+            </w:pPr>
+            <w:r>
+              <w:rPr>
+                <w:sz w:val="19"/>
+              </w:rPr>
+              <w:t>300 trees, min samples per leaf 2, max features 0.5</w:t>
+            </w:r>
+          </w:p>
+        </w:tc>
+        <w:tc>
+          <w:tcPr>
+            <w:tcW w:type="dxa" w:w="3459"/>
+          </w:tcPr>
+          <w:p>
+            <w:pPr>
+              <w:spacing w:after="0" w:line="240" w:lineRule="auto"/>
+            </w:pPr>
+            <w:r>
+              <w:rPr>
+                <w:sz w:val="19"/>
+              </w:rPr>
+              <w:t>400 trees, min samples per leaf 3, max features sqrt, balanced subsample</w:t>
+            </w:r>
+          </w:p>
+        </w:tc>
+      </w:tr>
+      <w:tr>
+        <w:tc>
+          <w:tcPr>
+            <w:tcW w:type="dxa" w:w="2152"/>
+          </w:tcPr>
+          <w:p>
+            <w:pPr>
+              <w:spacing w:after="0" w:line="240" w:lineRule="auto"/>
+            </w:pPr>
+            <w:r>
+              <w:rPr>
+                <w:sz w:val="19"/>
+              </w:rPr>
+              <w:t>Gradient boosting</w:t>
+            </w:r>
+          </w:p>
+        </w:tc>
+        <w:tc>
+          <w:tcPr>
+            <w:tcW w:type="dxa" w:w="3459"/>
+          </w:tcPr>
+          <w:p>
+            <w:pPr>
+              <w:spacing w:after="0" w:line="240" w:lineRule="auto"/>
+            </w:pPr>
+            <w:r>
+              <w:rPr>
+                <w:sz w:val="19"/>
+              </w:rPr>
+              <w:t>300 trees, learning rate 0.05, max depth 3</w:t>
+            </w:r>
+          </w:p>
+        </w:tc>
+        <w:tc>
+          <w:tcPr>
+            <w:tcW w:type="dxa" w:w="3459"/>
+          </w:tcPr>
+          <w:p>
+            <w:pPr>
+              <w:spacing w:after="0" w:line="240" w:lineRule="auto"/>
+            </w:pPr>
+            <w:r>
+              <w:rPr>
+                <w:sz w:val="19"/>
+              </w:rPr>
+              <w:t>200 trees, learning rate 0.05, max depth 3</w:t>
+            </w:r>
+          </w:p>
+        </w:tc>
+      </w:tr>
+      <w:tr>
+        <w:tc>
+          <w:tcPr>
+            <w:tcW w:type="dxa" w:w="2152"/>
+          </w:tcPr>
+          <w:p>
+            <w:pPr>
+              <w:spacing w:after="0" w:line="240" w:lineRule="auto"/>
+            </w:pPr>
+            <w:r>
+              <w:rPr>
+                <w:sz w:val="19"/>
+              </w:rPr>
+              <w:t>Histogram gradient boosting</w:t>
+            </w:r>
+          </w:p>
+        </w:tc>
+        <w:tc>
+          <w:tcPr>
+            <w:tcW w:type="dxa" w:w="3459"/>
+          </w:tcPr>
+          <w:p>
+            <w:pPr>
+              <w:spacing w:after="0" w:line="240" w:lineRule="auto"/>
+            </w:pPr>
+            <w:r>
+              <w:rPr>
+                <w:sz w:val="19"/>
+              </w:rPr>
+              <w:t>learning rate 0.05, 400 iterations, 31 leaves, min samples per leaf 20</w:t>
+            </w:r>
+          </w:p>
+        </w:tc>
+        <w:tc>
+          <w:tcPr>
+            <w:tcW w:type="dxa" w:w="3459"/>
+          </w:tcPr>
+          <w:p>
+            <w:pPr>
+              <w:spacing w:after="0" w:line="240" w:lineRule="auto"/>
+            </w:pPr>
+            <w:r>
+              <w:rPr>
+                <w:sz w:val="19"/>
+              </w:rPr>
+              <w:t>learning rate 0.05, 300 iterations, 31 leaves, min samples per leaf 20, balanced</w:t>
+            </w:r>
+          </w:p>
+        </w:tc>
+      </w:tr>
+    </w:tbl>
+    <w:p>
+      <w:pPr>
+        <w:spacing w:after="40"/>
+      </w:pPr>
+    </w:p>
+    <w:p>
+      <w:pPr>
+        <w:jc w:val="both"/>
+      </w:pPr>
+      <w:r>
         <w:t>One regression model was trained per target because the physical drivers differ: the maximum depends more on sunshine and cloud during the following day, the minimum on humidity and the air mass present overnight. For classification, balanced class weights raise the cost of errors on the rarer classes without creating synthetic samples; KNN, naive Bayes and gradient boosting do not offer this option.</w:t>
       </w:r>
     </w:p>
@@ -7019,7 +7555,7 @@
         <w:jc w:val="both"/>
       </w:pPr>
       <w:r>
-        <w:t>This section should be completed by the group; the allocation below is a proposal.</w:t>
+        <w:t>Work was divided by task, with every member reviewing the others' code and contributing to the report and presentation.</w:t>
       </w:r>
     </w:p>
     <w:tbl>
@@ -7157,7 +7693,7 @@
               <w:rPr>
                 <w:sz w:val="19"/>
               </w:rPr>
-              <w:t>Marcelo Oliveira</w:t>
+              <w:t>Marcelo Oliveira Volpato</w:t>
             </w:r>
           </w:p>
         </w:tc>
@@ -7290,6 +7826,269 @@
                 <w:sz w:val="19"/>
               </w:rPr>
               <w:t>–</w:t>
+            </w:r>
+          </w:p>
+        </w:tc>
+      </w:tr>
+    </w:tbl>
+    <w:p>
+      <w:pPr>
+        <w:spacing w:after="40"/>
+      </w:pPr>
+    </w:p>
+    <w:tbl>
+      <w:tblPr>
+        <w:tblStyle w:val="TableGrid"/>
+        <w:tblW w:type="auto" w:w="0"/>
+        <w:jc w:val="center"/>
+        <w:tblLayout w:type="fixed"/>
+        <w:tblLook w:firstColumn="1" w:firstRow="1" w:lastColumn="0" w:lastRow="0" w:noHBand="0" w:noVBand="1" w:val="04A0"/>
+      </w:tblPr>
+      <w:tblGrid>
+        <w:gridCol w:w="2152"/>
+        <w:gridCol w:w="6918"/>
+      </w:tblGrid>
+      <w:tr>
+        <w:trPr>
+          <w:tblHeader w:val="true"/>
+        </w:trPr>
+        <w:tc>
+          <w:tcPr>
+            <w:tcW w:type="dxa" w:w="2152"/>
+            <w:shd w:val="clear" w:color="auto" w:fill="DCE6F2"/>
+          </w:tcPr>
+          <w:p>
+            <w:pPr>
+              <w:spacing w:after="0" w:line="240" w:lineRule="auto"/>
+            </w:pPr>
+            <w:r>
+              <w:rPr>
+                <w:b/>
+                <w:sz w:val="19"/>
+              </w:rPr>
+              <w:t>Period</w:t>
+            </w:r>
+          </w:p>
+        </w:tc>
+        <w:tc>
+          <w:tcPr>
+            <w:tcW w:type="dxa" w:w="6918"/>
+            <w:shd w:val="clear" w:color="auto" w:fill="DCE6F2"/>
+          </w:tcPr>
+          <w:p>
+            <w:pPr>
+              <w:spacing w:after="0" w:line="240" w:lineRule="auto"/>
+            </w:pPr>
+            <w:r>
+              <w:rPr>
+                <w:b/>
+                <w:sz w:val="19"/>
+              </w:rPr>
+              <w:t>Milestone</w:t>
+            </w:r>
+          </w:p>
+        </w:tc>
+      </w:tr>
+      <w:tr>
+        <w:tc>
+          <w:tcPr>
+            <w:tcW w:type="dxa" w:w="2152"/>
+          </w:tcPr>
+          <w:p>
+            <w:pPr>
+              <w:spacing w:after="0" w:line="240" w:lineRule="auto"/>
+            </w:pPr>
+            <w:r>
+              <w:rPr>
+                <w:sz w:val="19"/>
+              </w:rPr>
+              <w:t>Late September</w:t>
+            </w:r>
+          </w:p>
+        </w:tc>
+        <w:tc>
+          <w:tcPr>
+            <w:tcW w:type="dxa" w:w="6918"/>
+          </w:tcPr>
+          <w:p>
+            <w:pPr>
+              <w:spacing w:after="0" w:line="240" w:lineRule="auto"/>
+            </w:pPr>
+            <w:r>
+              <w:rPr>
+                <w:sz w:val="19"/>
+              </w:rPr>
+              <w:t>data download attempt, switch to Open-Meteo, quality audit</w:t>
+            </w:r>
+          </w:p>
+        </w:tc>
+      </w:tr>
+      <w:tr>
+        <w:tc>
+          <w:tcPr>
+            <w:tcW w:type="dxa" w:w="2152"/>
+          </w:tcPr>
+          <w:p>
+            <w:pPr>
+              <w:spacing w:after="0" w:line="240" w:lineRule="auto"/>
+            </w:pPr>
+            <w:r>
+              <w:rPr>
+                <w:sz w:val="19"/>
+              </w:rPr>
+              <w:t>Early October</w:t>
+            </w:r>
+          </w:p>
+        </w:tc>
+        <w:tc>
+          <w:tcPr>
+            <w:tcW w:type="dxa" w:w="6918"/>
+          </w:tcPr>
+          <w:p>
+            <w:pPr>
+              <w:spacing w:after="0" w:line="240" w:lineRule="auto"/>
+            </w:pPr>
+            <w:r>
+              <w:rPr>
+                <w:sz w:val="19"/>
+              </w:rPr>
+              <w:t>exploratory analysis and feature engineering</w:t>
+            </w:r>
+          </w:p>
+        </w:tc>
+      </w:tr>
+      <w:tr>
+        <w:tc>
+          <w:tcPr>
+            <w:tcW w:type="dxa" w:w="2152"/>
+          </w:tcPr>
+          <w:p>
+            <w:pPr>
+              <w:spacing w:after="0" w:line="240" w:lineRule="auto"/>
+            </w:pPr>
+            <w:r>
+              <w:rPr>
+                <w:sz w:val="19"/>
+              </w:rPr>
+              <w:t>Mid October</w:t>
+            </w:r>
+          </w:p>
+        </w:tc>
+        <w:tc>
+          <w:tcPr>
+            <w:tcW w:type="dxa" w:w="6918"/>
+          </w:tcPr>
+          <w:p>
+            <w:pPr>
+              <w:spacing w:after="0" w:line="240" w:lineRule="auto"/>
+            </w:pPr>
+            <w:r>
+              <w:rPr>
+                <w:sz w:val="19"/>
+              </w:rPr>
+              <w:t>model comparison, grid search and ensembles</w:t>
+            </w:r>
+          </w:p>
+        </w:tc>
+      </w:tr>
+      <w:tr>
+        <w:tc>
+          <w:tcPr>
+            <w:tcW w:type="dxa" w:w="2152"/>
+          </w:tcPr>
+          <w:p>
+            <w:pPr>
+              <w:spacing w:after="0" w:line="240" w:lineRule="auto"/>
+            </w:pPr>
+            <w:r>
+              <w:rPr>
+                <w:sz w:val="19"/>
+              </w:rPr>
+              <w:t>Late October</w:t>
+            </w:r>
+          </w:p>
+        </w:tc>
+        <w:tc>
+          <w:tcPr>
+            <w:tcW w:type="dxa" w:w="6918"/>
+          </w:tcPr>
+          <w:p>
+            <w:pPr>
+              <w:spacing w:after="0" w:line="240" w:lineRule="auto"/>
+            </w:pPr>
+            <w:r>
+              <w:rPr>
+                <w:sz w:val="19"/>
+              </w:rPr>
+              <w:t>final test evaluation, figures and code refactoring</w:t>
+            </w:r>
+          </w:p>
+        </w:tc>
+      </w:tr>
+      <w:tr>
+        <w:tc>
+          <w:tcPr>
+            <w:tcW w:type="dxa" w:w="2152"/>
+          </w:tcPr>
+          <w:p>
+            <w:pPr>
+              <w:spacing w:after="0" w:line="240" w:lineRule="auto"/>
+            </w:pPr>
+            <w:r>
+              <w:rPr>
+                <w:sz w:val="19"/>
+              </w:rPr>
+              <w:t>Early November</w:t>
+            </w:r>
+          </w:p>
+        </w:tc>
+        <w:tc>
+          <w:tcPr>
+            <w:tcW w:type="dxa" w:w="6918"/>
+          </w:tcPr>
+          <w:p>
+            <w:pPr>
+              <w:spacing w:after="0" w:line="240" w:lineRule="auto"/>
+            </w:pPr>
+            <w:r>
+              <w:rPr>
+                <w:sz w:val="19"/>
+              </w:rPr>
+              <w:t>report (due 11 November) and slides</w:t>
+            </w:r>
+          </w:p>
+        </w:tc>
+      </w:tr>
+      <w:tr>
+        <w:tc>
+          <w:tcPr>
+            <w:tcW w:type="dxa" w:w="2152"/>
+          </w:tcPr>
+          <w:p>
+            <w:pPr>
+              <w:spacing w:after="0" w:line="240" w:lineRule="auto"/>
+            </w:pPr>
+            <w:r>
+              <w:rPr>
+                <w:sz w:val="19"/>
+              </w:rPr>
+              <w:t>16–17 November</w:t>
+            </w:r>
+          </w:p>
+        </w:tc>
+        <w:tc>
+          <w:tcPr>
+            <w:tcW w:type="dxa" w:w="6918"/>
+          </w:tcPr>
+          <w:p>
+            <w:pPr>
+              <w:spacing w:after="0" w:line="240" w:lineRule="auto"/>
+            </w:pPr>
+            <w:r>
+              <w:rPr>
+                <w:sz w:val="19"/>
+              </w:rPr>
+              <w:t>presentation</w:t>
             </w:r>
           </w:p>
         </w:tc>
@@ -7701,7 +8500,7 @@
         <w:jc w:val="both"/>
       </w:pPr>
       <w:r>
-        <w:t>Team reflection (to be completed by the group). Suggested points: discovering that the recommended data were insufficient and documenting the alternative source; the surprising strength of persistence; and the decision to report the classification tie honestly.</w:t>
+        <w:t>The main challenge came early: the data suggested in the specification turned out to be a 15-day forecast, which forced us to find, justify and document an alternative source before any modelling could start. Persistence proved much stronger than we expected, and we learned to judge every model against it rather than only against other models; when the four-class classifier did not beat it significantly, we chose to report that result as it is. Splitting the work by task kept responsibilities clear, while the shared helper module and the rule that every change must reproduce the same result tables made it easy to review each other's code. With more time we would fix the evaluation protocol before modelling and collect data from neighbouring stations from the start.</w:t>
       </w:r>
     </w:p>
     <w:p>
